--- a/Assignments/A10/Assignment 10.docx
+++ b/Assignments/A10/Assignment 10.docx
@@ -270,6 +270,99 @@
     </w:p>
     <w:p>
       <w:pPr>
+        <w:pStyle w:val="ListParagraph"/>
+        <w:jc w:val="both"/>
+        <w:rPr>
+          <w:rFonts w:ascii="Calibri" w:hAnsi="Calibri"/>
+        </w:rPr>
+      </w:pPr>
+    </w:p>
+    <w:p>
+      <w:pPr>
+        <w:jc w:val="both"/>
+        <w:rPr>
+          <w:rFonts w:ascii="Calibri" w:hAnsi="Calibri"/>
+        </w:rPr>
+      </w:pPr>
+      <w:r>
+        <w:rPr>
+          <w:rFonts w:ascii="Calibri" w:hAnsi="Calibri"/>
+        </w:rPr>
+        <w:t xml:space="preserve">Note: you </w:t>
+      </w:r>
+      <w:r>
+        <w:rPr>
+          <w:rFonts w:ascii="Calibri" w:hAnsi="Calibri"/>
+        </w:rPr>
+        <w:t>can</w:t>
+      </w:r>
+      <w:r>
+        <w:rPr>
+          <w:rFonts w:ascii="Calibri" w:hAnsi="Calibri"/>
+        </w:rPr>
+        <w:t xml:space="preserve"> run crux </w:t>
+      </w:r>
+      <w:r>
+        <w:rPr>
+          <w:rFonts w:ascii="Calibri" w:hAnsi="Calibri"/>
+        </w:rPr>
+        <w:t>in docker as for previous assignments</w:t>
+      </w:r>
+      <w:r>
+        <w:rPr>
+          <w:rFonts w:ascii="Calibri" w:hAnsi="Calibri"/>
+        </w:rPr>
+        <w:t xml:space="preserve"> (</w:t>
+      </w:r>
+      <w:r>
+        <w:rPr>
+          <w:rFonts w:ascii="Calibri" w:hAnsi="Calibri"/>
+        </w:rPr>
+        <w:t xml:space="preserve">although you might have to request more memory in the </w:t>
+      </w:r>
+      <w:proofErr w:type="spellStart"/>
+      <w:r>
+        <w:rPr>
+          <w:rFonts w:ascii="Calibri" w:hAnsi="Calibri"/>
+        </w:rPr>
+        <w:t>bsub</w:t>
+      </w:r>
+      <w:proofErr w:type="spellEnd"/>
+      <w:r>
+        <w:rPr>
+          <w:rFonts w:ascii="Calibri" w:hAnsi="Calibri"/>
+        </w:rPr>
+        <w:t xml:space="preserve"> command</w:t>
+      </w:r>
+      <w:r>
+        <w:rPr>
+          <w:rFonts w:ascii="Calibri" w:hAnsi="Calibri"/>
+        </w:rPr>
+        <w:t>)</w:t>
+      </w:r>
+      <w:r>
+        <w:rPr>
+          <w:rFonts w:ascii="Calibri" w:hAnsi="Calibri"/>
+        </w:rPr>
+        <w:t xml:space="preserve">, but do not use the version of crux installed in the </w:t>
+      </w:r>
+      <w:proofErr w:type="spellStart"/>
+      <w:r>
+        <w:rPr>
+          <w:rFonts w:ascii="Calibri" w:hAnsi="Calibri"/>
+        </w:rPr>
+        <w:t>conda</w:t>
+      </w:r>
+      <w:proofErr w:type="spellEnd"/>
+      <w:r>
+        <w:rPr>
+          <w:rFonts w:ascii="Calibri" w:hAnsi="Calibri"/>
+        </w:rPr>
+        <w:t xml:space="preserve"> environment! You must use version 4.3.2.</w:t>
+      </w:r>
+    </w:p>
+    <w:p>
+      <w:pPr>
         <w:jc w:val="both"/>
         <w:rPr>
           <w:rFonts w:ascii="Calibri" w:hAnsi="Calibri"/>
@@ -1044,6 +1137,7 @@
         <w:rPr>
           <w:rFonts w:ascii="Calibri" w:hAnsi="Calibri"/>
         </w:rPr>
+        <w:lastRenderedPageBreak/>
         <w:t>The digestion enzyme is set to Trypsin by default</w:t>
       </w:r>
     </w:p>
@@ -1100,7 +1194,6 @@
         <w:rPr>
           <w:rFonts w:ascii="Calibri" w:hAnsi="Calibri"/>
         </w:rPr>
-        <w:lastRenderedPageBreak/>
         <w:t xml:space="preserve">Note how many peptides were generated </w:t>
       </w:r>
       <w:r>
@@ -2279,6 +2372,7 @@
         <w:rPr>
           <w:rFonts w:ascii="Calibri" w:hAnsi="Calibri"/>
         </w:rPr>
+        <w:lastRenderedPageBreak/>
         <w:t>This will run a database search (Tide/</w:t>
       </w:r>
       <w:proofErr w:type="spellStart"/>
@@ -2362,7 +2456,6 @@
         <w:rPr>
           <w:rFonts w:ascii="Calibri" w:hAnsi="Calibri"/>
         </w:rPr>
-        <w:lastRenderedPageBreak/>
         <w:t xml:space="preserve">Easy option: download the 6-frame translated FASTA file from box: </w:t>
       </w:r>
       <w:hyperlink r:id="rId10" w:history="1">
@@ -2371,21 +2464,7 @@
             <w:rStyle w:val="Hyperlink"/>
             <w:rFonts w:ascii="Calibri" w:hAnsi="Calibri"/>
           </w:rPr>
-          <w:t>https://wustl.box.com/s/o6z2rxp32mtgq7vz6a8u4</w:t>
-        </w:r>
-        <w:r>
-          <w:rPr>
-            <w:rStyle w:val="Hyperlink"/>
-            <w:rFonts w:ascii="Calibri" w:hAnsi="Calibri"/>
-          </w:rPr>
-          <w:t>4</w:t>
-        </w:r>
-        <w:r>
-          <w:rPr>
-            <w:rStyle w:val="Hyperlink"/>
-            <w:rFonts w:ascii="Calibri" w:hAnsi="Calibri"/>
-          </w:rPr>
-          <w:t>1wkwqapg6a</w:t>
+          <w:t>https://wustl.box.com/s/o6z2rxp32mtgq7vz6a8u441wkwqapg6a</w:t>
         </w:r>
       </w:hyperlink>
       <w:r>
@@ -3218,6 +3297,24 @@
         </w:rPr>
         <w:t>) against the human proteome SwissProt and determine if there is an alternative in-frame explanation for each peptide.</w:t>
       </w:r>
+      <w:r>
+        <w:rPr>
+          <w:rFonts w:ascii="Calibri" w:hAnsi="Calibri"/>
+        </w:rPr>
+        <w:t xml:space="preserve"> If your search returns more than 5 </w:t>
+      </w:r>
+      <w:r>
+        <w:rPr>
+          <w:rFonts w:ascii="Calibri" w:hAnsi="Calibri"/>
+        </w:rPr>
+        <w:t>out-of-frame peptides</w:t>
+      </w:r>
+      <w:r>
+        <w:rPr>
+          <w:rFonts w:ascii="Calibri" w:hAnsi="Calibri"/>
+        </w:rPr>
+        <w:t>, you only need to BLAST the top 5.</w:t>
+      </w:r>
     </w:p>
     <w:p>
       <w:pPr>
@@ -3258,22 +3355,118 @@
     </w:p>
     <w:p>
       <w:pPr>
-        <w:jc w:val="both"/>
-        <w:rPr>
-          <w:rFonts w:ascii="Calibri" w:hAnsi="Calibri"/>
-        </w:rPr>
-      </w:pPr>
-      <w:r>
-        <w:rPr>
-          <w:rFonts w:ascii="Calibri" w:hAnsi="Calibri"/>
-        </w:rPr>
-        <w:t>A document containing the answers to each of the questions. The percolator.target.peptides.txt file from your 6-frame database search.</w:t>
+        <w:rPr>
+          <w:rFonts w:ascii="Calibri" w:hAnsi="Calibri"/>
+        </w:rPr>
+      </w:pPr>
+      <w:r>
+        <w:rPr>
+          <w:rFonts w:ascii="Calibri" w:hAnsi="Calibri"/>
+        </w:rPr>
+        <w:lastRenderedPageBreak/>
+        <w:t>A document containing the answers to each of the questions.</w:t>
+      </w:r>
+      <w:r>
+        <w:rPr>
+          <w:rFonts w:ascii="Calibri" w:hAnsi="Calibri"/>
+        </w:rPr>
+        <w:t xml:space="preserve"> Additionally, please let us know if </w:t>
+      </w:r>
+      <w:r>
+        <w:rPr>
+          <w:rFonts w:ascii="Calibri" w:hAnsi="Calibri"/>
+        </w:rPr>
+        <w:t xml:space="preserve">you </w:t>
+      </w:r>
+      <w:r>
+        <w:rPr>
+          <w:rFonts w:ascii="Calibri" w:hAnsi="Calibri"/>
+        </w:rPr>
+        <w:t>ran crux on compute1 or locally and if you used the Linux, Windows, ARM Mac</w:t>
+      </w:r>
+      <w:r>
+        <w:rPr>
+          <w:rFonts w:ascii="Calibri" w:hAnsi="Calibri"/>
+        </w:rPr>
+        <w:t>OS, or x86 MacOS version, and include the following files:</w:t>
+      </w:r>
+      <w:r>
+        <w:rPr>
+          <w:rFonts w:ascii="Calibri" w:hAnsi="Calibri"/>
+        </w:rPr>
+        <w:t xml:space="preserve"> The percolator.target.peptides.txt file from your 6-frame database search.</w:t>
       </w:r>
       <w:r>
         <w:rPr>
           <w:rFonts w:ascii="Calibri" w:hAnsi="Calibri"/>
         </w:rPr>
         <w:t xml:space="preserve"> The pipeline.log.txt file from each of your database searches.</w:t>
+      </w:r>
+      <w:r>
+        <w:rPr>
+          <w:rFonts w:ascii="Calibri" w:hAnsi="Calibri"/>
+        </w:rPr>
+        <w:t xml:space="preserve"> Four</w:t>
+      </w:r>
+      <w:r>
+        <w:rPr>
+          <w:rFonts w:ascii="Calibri" w:hAnsi="Calibri"/>
+        </w:rPr>
+        <w:t xml:space="preserve"> tide-index.log.txt files from your indexing</w:t>
+      </w:r>
+      <w:r>
+        <w:rPr>
+          <w:rFonts w:ascii="Calibri" w:hAnsi="Calibri"/>
+        </w:rPr>
+        <w:t xml:space="preserve"> (</w:t>
+      </w:r>
+      <w:r>
+        <w:rPr>
+          <w:rFonts w:ascii="Calibri" w:hAnsi="Calibri"/>
+        </w:rPr>
+        <w:t>human_swissprot_tide-index.log.txt</w:t>
+      </w:r>
+      <w:r>
+        <w:rPr>
+          <w:rFonts w:ascii="Calibri" w:hAnsi="Calibri"/>
+        </w:rPr>
+        <w:t xml:space="preserve">, </w:t>
+      </w:r>
+      <w:r>
+        <w:rPr>
+          <w:rFonts w:ascii="Calibri" w:hAnsi="Calibri"/>
+        </w:rPr>
+        <w:t>human_swissprot_oxM_tide-index.log.txt</w:t>
+      </w:r>
+      <w:r>
+        <w:rPr>
+          <w:rFonts w:ascii="Calibri" w:hAnsi="Calibri"/>
+        </w:rPr>
+        <w:t xml:space="preserve">, </w:t>
+      </w:r>
+      <w:r>
+        <w:rPr>
+          <w:rFonts w:ascii="Calibri" w:hAnsi="Calibri"/>
+        </w:rPr>
+        <w:t>human_swissprot_oxM_pSTY_tide-index.log.txt</w:t>
+      </w:r>
+      <w:r>
+        <w:rPr>
+          <w:rFonts w:ascii="Calibri" w:hAnsi="Calibri"/>
+        </w:rPr>
+        <w:t xml:space="preserve">, </w:t>
+      </w:r>
+      <w:r>
+        <w:rPr>
+          <w:rFonts w:ascii="Calibri" w:hAnsi="Calibri"/>
+        </w:rPr>
+        <w:t>human_CCDS_6frame _tide-index.log.txt</w:t>
+      </w:r>
+      <w:r>
+        <w:rPr>
+          <w:rFonts w:ascii="Calibri" w:hAnsi="Calibri"/>
+        </w:rPr>
+        <w:t>).</w:t>
       </w:r>
     </w:p>
     <w:p>
@@ -3493,6 +3686,145 @@
     </w:lvl>
   </w:abstractNum>
   <w:abstractNum w:abstractNumId="1" w15:restartNumberingAfterBreak="0">
+    <w:nsid w:val="2ADA25DC"/>
+    <w:multiLevelType w:val="hybridMultilevel"/>
+    <w:tmpl w:val="6B307552"/>
+    <w:lvl w:ilvl="0" w:tplc="436604B4">
+      <w:start w:val="1"/>
+      <w:numFmt w:val="bullet"/>
+      <w:lvlText w:val="•"/>
+      <w:lvlJc w:val="left"/>
+      <w:pPr>
+        <w:tabs>
+          <w:tab w:val="num" w:pos="720"/>
+        </w:tabs>
+        <w:ind w:left="720" w:hanging="360"/>
+      </w:pPr>
+      <w:rPr>
+        <w:rFonts w:ascii="Times New Roman" w:hAnsi="Times New Roman" w:hint="default"/>
+      </w:rPr>
+    </w:lvl>
+    <w:lvl w:ilvl="1" w:tplc="CD1C636C" w:tentative="1">
+      <w:start w:val="1"/>
+      <w:numFmt w:val="bullet"/>
+      <w:lvlText w:val="•"/>
+      <w:lvlJc w:val="left"/>
+      <w:pPr>
+        <w:tabs>
+          <w:tab w:val="num" w:pos="1440"/>
+        </w:tabs>
+        <w:ind w:left="1440" w:hanging="360"/>
+      </w:pPr>
+      <w:rPr>
+        <w:rFonts w:ascii="Times New Roman" w:hAnsi="Times New Roman" w:hint="default"/>
+      </w:rPr>
+    </w:lvl>
+    <w:lvl w:ilvl="2" w:tplc="7D8E27DA">
+      <w:numFmt w:val="bullet"/>
+      <w:lvlText w:val="•"/>
+      <w:lvlJc w:val="left"/>
+      <w:pPr>
+        <w:tabs>
+          <w:tab w:val="num" w:pos="2160"/>
+        </w:tabs>
+        <w:ind w:left="2160" w:hanging="360"/>
+      </w:pPr>
+      <w:rPr>
+        <w:rFonts w:ascii="Times New Roman" w:hAnsi="Times New Roman" w:hint="default"/>
+      </w:rPr>
+    </w:lvl>
+    <w:lvl w:ilvl="3" w:tplc="4322F06C" w:tentative="1">
+      <w:start w:val="1"/>
+      <w:numFmt w:val="bullet"/>
+      <w:lvlText w:val="•"/>
+      <w:lvlJc w:val="left"/>
+      <w:pPr>
+        <w:tabs>
+          <w:tab w:val="num" w:pos="2880"/>
+        </w:tabs>
+        <w:ind w:left="2880" w:hanging="360"/>
+      </w:pPr>
+      <w:rPr>
+        <w:rFonts w:ascii="Times New Roman" w:hAnsi="Times New Roman" w:hint="default"/>
+      </w:rPr>
+    </w:lvl>
+    <w:lvl w:ilvl="4" w:tplc="01E875A4" w:tentative="1">
+      <w:start w:val="1"/>
+      <w:numFmt w:val="bullet"/>
+      <w:lvlText w:val="•"/>
+      <w:lvlJc w:val="left"/>
+      <w:pPr>
+        <w:tabs>
+          <w:tab w:val="num" w:pos="3600"/>
+        </w:tabs>
+        <w:ind w:left="3600" w:hanging="360"/>
+      </w:pPr>
+      <w:rPr>
+        <w:rFonts w:ascii="Times New Roman" w:hAnsi="Times New Roman" w:hint="default"/>
+      </w:rPr>
+    </w:lvl>
+    <w:lvl w:ilvl="5" w:tplc="862CC862" w:tentative="1">
+      <w:start w:val="1"/>
+      <w:numFmt w:val="bullet"/>
+      <w:lvlText w:val="•"/>
+      <w:lvlJc w:val="left"/>
+      <w:pPr>
+        <w:tabs>
+          <w:tab w:val="num" w:pos="4320"/>
+        </w:tabs>
+        <w:ind w:left="4320" w:hanging="360"/>
+      </w:pPr>
+      <w:rPr>
+        <w:rFonts w:ascii="Times New Roman" w:hAnsi="Times New Roman" w:hint="default"/>
+      </w:rPr>
+    </w:lvl>
+    <w:lvl w:ilvl="6" w:tplc="095C887A" w:tentative="1">
+      <w:start w:val="1"/>
+      <w:numFmt w:val="bullet"/>
+      <w:lvlText w:val="•"/>
+      <w:lvlJc w:val="left"/>
+      <w:pPr>
+        <w:tabs>
+          <w:tab w:val="num" w:pos="5040"/>
+        </w:tabs>
+        <w:ind w:left="5040" w:hanging="360"/>
+      </w:pPr>
+      <w:rPr>
+        <w:rFonts w:ascii="Times New Roman" w:hAnsi="Times New Roman" w:hint="default"/>
+      </w:rPr>
+    </w:lvl>
+    <w:lvl w:ilvl="7" w:tplc="48A41D7E" w:tentative="1">
+      <w:start w:val="1"/>
+      <w:numFmt w:val="bullet"/>
+      <w:lvlText w:val="•"/>
+      <w:lvlJc w:val="left"/>
+      <w:pPr>
+        <w:tabs>
+          <w:tab w:val="num" w:pos="5760"/>
+        </w:tabs>
+        <w:ind w:left="5760" w:hanging="360"/>
+      </w:pPr>
+      <w:rPr>
+        <w:rFonts w:ascii="Times New Roman" w:hAnsi="Times New Roman" w:hint="default"/>
+      </w:rPr>
+    </w:lvl>
+    <w:lvl w:ilvl="8" w:tplc="C0A4E13E" w:tentative="1">
+      <w:start w:val="1"/>
+      <w:numFmt w:val="bullet"/>
+      <w:lvlText w:val="•"/>
+      <w:lvlJc w:val="left"/>
+      <w:pPr>
+        <w:tabs>
+          <w:tab w:val="num" w:pos="6480"/>
+        </w:tabs>
+        <w:ind w:left="6480" w:hanging="360"/>
+      </w:pPr>
+      <w:rPr>
+        <w:rFonts w:ascii="Times New Roman" w:hAnsi="Times New Roman" w:hint="default"/>
+      </w:rPr>
+    </w:lvl>
+  </w:abstractNum>
+  <w:abstractNum w:abstractNumId="2" w15:restartNumberingAfterBreak="0">
     <w:nsid w:val="342C3C0F"/>
     <w:multiLevelType w:val="hybridMultilevel"/>
     <w:tmpl w:val="D240A174"/>
@@ -3609,7 +3941,7 @@
       </w:rPr>
     </w:lvl>
   </w:abstractNum>
-  <w:abstractNum w:abstractNumId="2" w15:restartNumberingAfterBreak="0">
+  <w:abstractNum w:abstractNumId="3" w15:restartNumberingAfterBreak="0">
     <w:nsid w:val="41FA574C"/>
     <w:multiLevelType w:val="hybridMultilevel"/>
     <w:tmpl w:val="6CEE689C"/>
@@ -3722,7 +4054,7 @@
       </w:rPr>
     </w:lvl>
   </w:abstractNum>
-  <w:abstractNum w:abstractNumId="3" w15:restartNumberingAfterBreak="0">
+  <w:abstractNum w:abstractNumId="4" w15:restartNumberingAfterBreak="0">
     <w:nsid w:val="4FA53595"/>
     <w:multiLevelType w:val="hybridMultilevel"/>
     <w:tmpl w:val="256015B8"/>
@@ -3836,7 +4168,7 @@
       </w:rPr>
     </w:lvl>
   </w:abstractNum>
-  <w:abstractNum w:abstractNumId="4" w15:restartNumberingAfterBreak="0">
+  <w:abstractNum w:abstractNumId="5" w15:restartNumberingAfterBreak="0">
     <w:nsid w:val="65B05D52"/>
     <w:multiLevelType w:val="hybridMultilevel"/>
     <w:tmpl w:val="DF94D43E"/>
@@ -3949,7 +4281,7 @@
       </w:rPr>
     </w:lvl>
   </w:abstractNum>
-  <w:abstractNum w:abstractNumId="5" w15:restartNumberingAfterBreak="0">
+  <w:abstractNum w:abstractNumId="6" w15:restartNumberingAfterBreak="0">
     <w:nsid w:val="6CDE4445"/>
     <w:multiLevelType w:val="hybridMultilevel"/>
     <w:tmpl w:val="9DA439D2"/>
@@ -4062,7 +4394,7 @@
       </w:rPr>
     </w:lvl>
   </w:abstractNum>
-  <w:abstractNum w:abstractNumId="6" w15:restartNumberingAfterBreak="0">
+  <w:abstractNum w:abstractNumId="7" w15:restartNumberingAfterBreak="0">
     <w:nsid w:val="74E122B6"/>
     <w:multiLevelType w:val="hybridMultilevel"/>
     <w:tmpl w:val="8FF068D8"/>
@@ -4176,25 +4508,28 @@
     </w:lvl>
   </w:abstractNum>
   <w:num w:numId="1" w16cid:durableId="266430982">
+    <w:abstractNumId w:val="5"/>
+  </w:num>
+  <w:num w:numId="2" w16cid:durableId="287787322">
+    <w:abstractNumId w:val="3"/>
+  </w:num>
+  <w:num w:numId="3" w16cid:durableId="180238706">
     <w:abstractNumId w:val="4"/>
   </w:num>
-  <w:num w:numId="2" w16cid:durableId="287787322">
-    <w:abstractNumId w:val="2"/>
-  </w:num>
-  <w:num w:numId="3" w16cid:durableId="180238706">
-    <w:abstractNumId w:val="3"/>
-  </w:num>
   <w:num w:numId="4" w16cid:durableId="1972899624">
-    <w:abstractNumId w:val="5"/>
+    <w:abstractNumId w:val="6"/>
   </w:num>
   <w:num w:numId="5" w16cid:durableId="1468432061">
-    <w:abstractNumId w:val="6"/>
+    <w:abstractNumId w:val="7"/>
   </w:num>
   <w:num w:numId="6" w16cid:durableId="1833175943">
-    <w:abstractNumId w:val="1"/>
+    <w:abstractNumId w:val="2"/>
   </w:num>
   <w:num w:numId="7" w16cid:durableId="1299067644">
     <w:abstractNumId w:val="0"/>
+  </w:num>
+  <w:num w:numId="8" w16cid:durableId="1479690459">
+    <w:abstractNumId w:val="1"/>
   </w:num>
 </w:numbering>
 </file>
